--- a/reports/submission/requirements-traceability.docx
+++ b/reports/submission/requirements-traceability.docx
@@ -5550,7 +5550,7 @@
           </w:tcPr>
           <w:p>
             <w:r>
-              <w:t>Current: 92.55%</w:t>
+              <w:t>Current: 92.69%</w:t>
             </w:r>
           </w:p>
         </w:tc>
